--- a/rapports/16_02_2026/DIEYNABA/coh_EQ10_sup_033202050134.docx
+++ b/rapports/16_02_2026/DIEYNABA/coh_EQ10_sup_033202050134.docx
@@ -25,7 +25,7 @@
         <w:br/>
         <w:t>Grappe: 033202050134</w:t>
         <w:br/>
-        <w:t>Date: 16/02/2026 a 12:40</w:t>
+        <w:t>Date: 16/02/2026 a 12:58</w:t>
       </w:r>
     </w:p>
     <w:p/>

--- a/rapports/16_02_2026/DIEYNABA/coh_EQ10_sup_033202050134.docx
+++ b/rapports/16_02_2026/DIEYNABA/coh_EQ10_sup_033202050134.docx
@@ -25,7 +25,7 @@
         <w:br/>
         <w:t>Grappe: 033202050134</w:t>
         <w:br/>
-        <w:t>Date: 16/02/2026 a 12:58</w:t>
+        <w:t>Date: 16/02/2026 a 13:04</w:t>
       </w:r>
     </w:p>
     <w:p/>
@@ -964,7 +964,7 @@
         <w:rPr>
           <w:sz w:val="20"/>
         </w:rPr>
-        <w:t>- Avertissement!! La quantité (7 litre) du produit Autres huiles alimentaires n.d.a. (maïs, palmiste, tournesol, coco, lait de vache, etc.) consommée  par le ménage semble très élevé, prière de corriger ou confirmer avec le QG. Avertissement!!! Le ménage a consommé 15 Bidon 20l taille unique de Eau minérale/filtrée en bouteille locale, cette quantité semble anormale pour une consommation des 7 derniers jours, prière de verifier et corriger. Avertissement!!!Le ménage a consommé 63 miche de Moyen de Pain moderne (Baguette)  ce qui semble incoherent pour une consommation aucours des 7 derniers jours, prière de verifier et corriger. Incohérence!! Dans ce ménage, chaque individus consomme par jour 11.48405 Kg  de cereale; Prière de revoir les quantités prises de ces produits. Attention ! Le prix unitaire d'achat (450 Fcfa) de Riz local Gambiaka en Kg (taille unique) est relativement élevé par rapport aux autres prix observés dans cette zone. Prière de corriger ou de confirmer avec le QG.</w:t>
+        <w:t>- Avertissement!! La quantité (7 litre) du produit Autres huiles alimentaires n.d.a. (maïs, palmiste, tournesol, coco, lait de vache, etc.) consommée  par le ménage semble très élevé, prière de corriger ou confirmer avec le QG. Avertissement!!! Le ménage a consommé 15 Bidon 20l taille unique de Eau minérale/filtrée en bouteille locale, cette quantité semble anormale pour une consommation des 7 derniers jours, prière de verifier et corriger. Avertissement!!!Le ménage a consommé 63 miche de Moyen de Pain moderne (Baguette)  ce qui semble incoherent pour une consommation aucours des 7 derniers jours, prière de verifier et corriger. Incohérence!! Dans ce ménage, chaque individus consomme par jour 21.56635 Kg  de cereale; Prière de revoir les quantités prises de ces produits.</w:t>
       </w:r>
     </w:p>
     <w:p>
@@ -1971,7 +1971,7 @@
         <w:rPr>
           <w:sz w:val="20"/>
         </w:rPr>
-        <w:t>- Attention ! Le prix unitaire d'achat (14.28571 Fcfa) de Manioc en tubercules en Pièce (Moyen) est relativement faible par rapport aux autres prix observés dans cette zone. Prière de corriger ou de confirmer avec le QG. Attention ! Le prix unitaire d'achat (200 Fcfa) de Gombo frais en Tas (Petit) est relativement élevé par rapport aux autres prix observés dans cette zone. Prière de corriger ou de confirmer avec le QG. Attention ! Le prix unitaire d'achat (50 Fcfa) de Carotte en Pièce (Moyen) est relativement faible par rapport aux autres prix observés dans cette zone. Prière de corriger ou de confirmer avec le QG. Attention ! Le prix unitaire d'achat (50 Fcfa) de Escargots en Morceau (Portion) (Petit) est relativement faible par rapport aux autres prix observés dans cette zone. Prière de corriger ou de confirmer avec le QG. Attention ! Le prix unitaire d'achat (50 Fcfa) de Maquereau fumé en Morceau (Portion) (Petit) est relativement faible par rapport aux autres prix observés dans cette zone. Prière de corriger ou de confirmer avec le QG. Avertissement!! La quantité (3.5 litre) du produit Autres huiles alimentaires n.d.a. (maïs, palmiste, tournesol, coco, lait de vache, etc.) consommée  par le ménage semble très élevé, prière de corriger ou confirmer avec le QG. Avertissement!!! Le ménage a consommé 3 Bidon 20l taille unique de Eau minérale/filtrée en bouteille locale, cette quantité semble anormale pour une consommation des 7 derniers jours, prière de verifier et corriger. Incohérence!! Dans ce ménage, chaque individus consomme par jour 8.307461 Kg  de cereale; Prière de revoir les quantités prises de ces produits.</w:t>
+        <w:t>- Attention ! Le prix unitaire d'achat (100 Fcfa) de Autres légumes en feuilles en Sachets (Petit) est relativement élevé par rapport aux autres prix observés dans cette zone. Prière de corriger ou de confirmer avec le QG. Attention ! Le prix unitaire d'achat (14.28571 Fcfa) de Manioc en tubercules en Pièce (Moyen) est relativement faible par rapport aux autres prix observés dans cette zone. Prière de corriger ou de confirmer avec le QG. Attention ! Le prix unitaire d'achat (200 Fcfa) de Gombo frais en Tas (Petit) est relativement élevé par rapport aux autres prix observés dans cette zone. Prière de corriger ou de confirmer avec le QG. Attention ! Le prix unitaire d'achat (50 Fcfa) de Carotte en Pièce (Moyen) est relativement faible par rapport aux autres prix observés dans cette zone. Prière de corriger ou de confirmer avec le QG. Attention ! Le prix unitaire d'achat (50 Fcfa) de Escargots en Morceau (Portion) (Petit) est relativement faible par rapport aux autres prix observés dans cette zone. Prière de corriger ou de confirmer avec le QG. Attention ! Le prix unitaire d'achat (50 Fcfa) de Maquereau fumé en Morceau (Portion) (Petit) est relativement faible par rapport aux autres prix observés dans cette zone. Prière de corriger ou de confirmer avec le QG. Avertissement!! La quantité (3.5 litre) du produit Autres huiles alimentaires n.d.a. (maïs, palmiste, tournesol, coco, lait de vache, etc.) consommée  par le ménage semble très élevé, prière de corriger ou confirmer avec le QG. Avertissement!!! Le ménage a consommé 3 Bidon 20l taille unique de Eau minérale/filtrée en bouteille locale, cette quantité semble anormale pour une consommation des 7 derniers jours, prière de verifier et corriger. Incohérence!! Dans ce ménage, chaque individus consomme par jour 16.89476 Kg  de cereale; Prière de revoir les quantités prises de ces produits.</w:t>
       </w:r>
     </w:p>
     <w:p>
@@ -2478,7 +2478,7 @@
         <w:rPr>
           <w:sz w:val="20"/>
         </w:rPr>
-        <w:t>- Attention ! Le prix unitaire d'achat (100 Fcfa) de Citron en Pièce (Moyen) est relativement élevé par rapport aux autres prix observés dans cette zone. Prière de corriger ou de confirmer avec le QG. Attention ! Le prix unitaire d'achat (50 Fcfa) de Sel en Sachets (Petit) est relativement faible par rapport aux autres prix observés dans cette zone. Prière de corriger ou de confirmer avec le QG. Attention ! Le prix unitaire d'achat (500 Fcfa) de Oignon frais en Kg (taille unique) est relativement faible par rapport aux autres prix observés dans cette zone. Prière de corriger ou de confirmer avec le QG. Avertissement!!! Le ménage a consommé 2 Bidon 20l taille unique de Eau minérale/filtrée en bouteille locale, cette quantité semble anormale pour une consommation des 7 derniers jours, prière de verifier et corriger. Avertissement!!! Le ménage a consommé 21 Pièce Moyen de Capitaine frais, cette quantité semble anormale pour une consommation des 7 derniers jours.Prière de corriger ou de confirmer avec le QG. Incohérence!! Dans ce ménage, chaque individus consomme par jour 28.28125 Kg  de cereale; Prière de revoir les quantités prises de ces produits. Incohérence!! Dans ce ménage, chaque individus consomme par jour 28.28125 Kg  de cereale; Prière de revoir les quantités prises de ces produits. Attention ! Le prix unitaire d'achat (400 Fcfa) de Riz local Gambiaka en Kg (taille unique) est relativement élevé par rapport aux autres prix observés dans cette zone. Prière de corriger ou de confirmer avec le QG. Le prix d'achat unitaire (6000 Fcfa) de Café moulu en Kg de taille taille unique prière de regarder les reponses prises dans les questions s07bq07a s07bq07b s07bq07c s07bq08 pour mieux corriger.</w:t>
+        <w:t>- Attention ! Le prix unitaire d'achat (50 Fcfa) de Poireau en Sachets (Petit) est relativement faible par rapport aux autres prix observés dans cette zone. Prière de corriger ou de confirmer avec le QG. Attention ! Le prix unitaire d'achat (500 Fcfa) de Oignon frais en Kg (taille unique) est relativement faible par rapport aux autres prix observés dans cette zone. Prière de corriger ou de confirmer avec le QG. Avertissement!!! Le ménage a consommé 2 Bidon 20l taille unique de Eau minérale/filtrée en bouteille locale, cette quantité semble anormale pour une consommation des 7 derniers jours, prière de verifier et corriger. Avertissement!!! Le ménage a consommé 21 Pièce Moyen de Capitaine frais, cette quantité semble anormale pour une consommation des 7 derniers jours.Prière de corriger ou de confirmer avec le QG. Incohérence!! Dans ce ménage, chaque individus consomme par jour 47.86161 Kg  de cereale; Prière de revoir les quantités prises de ces produits. Incohérence!! Dans ce ménage, chaque individus consomme par jour 47.86161 Kg  de cereale; Prière de revoir les quantités prises de ces produits. Le prix d'achat unitaire (6000 Fcfa) de Café moulu en Kg de taille taille unique prière de regarder les reponses prises dans les questions s07bq07a s07bq07b s07bq07c s07bq08 pour mieux corriger.</w:t>
       </w:r>
     </w:p>
     <w:p>
@@ -3009,7 +3009,7 @@
         <w:rPr>
           <w:sz w:val="20"/>
         </w:rPr>
-        <w:t>- Attention ! Le prix unitaire d'achat (14.28571 Fcfa) de Piment séché en Sachets (Moyen) est relativement faible par rapport aux autres prix observés dans cette zone. Prière de corriger ou de confirmer avec le QG. Attention ! Le prix unitaire d'achat (50 Fcfa) de Escargots en Morceau (Portion) (Petit) est relativement faible par rapport aux autres prix observés dans cette zone. Prière de corriger ou de confirmer avec le QG. Avertissement!!! Le ménage a consommé 3 Bidon 20l taille unique de Eau minérale/filtrée en bouteille locale, cette quantité semble anormale pour une consommation des 7 derniers jours, prière de verifier et corriger. Incohérence!! Dans ce ménage, chaque individus consomme par jour 45.46172 Kg  de cereale; Prière de revoir les quantités prises de ces produits. Incohérence!! Dans ce ménage, chaque individus consomme par jour 45.46172 Kg  de cereale; Prière de revoir les quantités prises de ces produits. Le prix d'achat unitaire (1 Fcfa) de Sel en Sachets de taille Moyen  est invraisemblable, prière de regarder les reponses prises dans les questions s07bq07a s07bq07b s07bq07c s07bq08 pour mieux corriger. Attention ! Le prix unitaire d'achat (1 Fcfa) de Sel en Sachets (Moyen) est relativement faible par rapport aux autres prix observés dans cette zone. Prière de corriger ou de confirmer avec le QG.</w:t>
+        <w:t>- Attention ! Le prix unitaire d'achat (14.28571 Fcfa) de Piment séché en Sachets (Moyen) est relativement faible par rapport aux autres prix observés dans cette zone. Prière de corriger ou de confirmer avec le QG. Attention ! Le prix unitaire d'achat (50 Fcfa) de Escargots en Morceau (Portion) (Petit) est relativement faible par rapport aux autres prix observés dans cette zone. Prière de corriger ou de confirmer avec le QG. Avertissement!!! Le ménage a consommé 3 Bidon 20l taille unique de Eau minérale/filtrée en bouteille locale, cette quantité semble anormale pour une consommation des 7 derniers jours, prière de verifier et corriger. Incohérence!! Dans ce ménage, chaque individus consomme par jour 86.18657 Kg  de cereale; Prière de revoir les quantités prises de ces produits. Incohérence!! Dans ce ménage, chaque individus consomme par jour 86.18657 Kg  de cereale; Prière de revoir les quantités prises de ces produits. Le prix d'achat unitaire (1 Fcfa) de Sel en Sachets de taille Moyen  est invraisemblable, prière de regarder les reponses prises dans les questions s07bq07a s07bq07b s07bq07c s07bq08 pour mieux corriger. Attention ! Le prix unitaire d'achat (1 Fcfa) de Sel en Sachets (Moyen) est relativement faible par rapport aux autres prix observés dans cette zone. Prière de corriger ou de confirmer avec le QG.</w:t>
       </w:r>
     </w:p>
     <w:p>
@@ -3551,7 +3551,7 @@
         <w:rPr>
           <w:sz w:val="20"/>
         </w:rPr>
-        <w:t>- Avertissement!! La quantité (5.25 litre) du produit Autres huiles alimentaires n.d.a. (maïs, palmiste, tournesol, coco, lait de vache, etc.) consommée  par le ménage semble très élevé, prière de corriger ou confirmer avec le QG. Avertissement!!! Le ménage a consommé 2 Bidon 20l taille unique de Eau minérale/filtrée en bouteille locale, cette quantité semble anormale pour une consommation des 7 derniers jours, prière de verifier et corriger. Avertissement!!! Le ménage a consommé 21 Pièce Petit de Carpe séchée, cette quantité semble anormale pour une consommation des 7 derniers jours.Prière de corriger ou de confirmer avec le QG. Incohérence!! Dans ce ménage, chaque individus consomme par jour 20.22286 Kg  de cereale; Prière de revoir les quantités prises de ces produits.</w:t>
+        <w:t>- Attention ! Le prix unitaire d'achat (100 Fcfa) de Piment frais en Sachets (Tres petit) est relativement élevé par rapport aux autres prix observés dans cette zone. Prière de corriger ou de confirmer avec le QG. Attention ! Soupçons de quantité anormale! Le ménage de TAPHA BEYE avec une taille de 12 personnes a consommé 14 Sachets en Petit de Niébé/Haricots secs qui est relativement élevé comme consommation par rapport à la condition de vie des autres ménages de même taille dans cette zone. Prière de corriger ou de confirmer avec le QG. Attention ! Soupçons de quantité anormale! Le ménage de TAPHA BEYE avec une taille de 12 personnes a consommé 14 Sachets en Petit de Piment séché qui est relativement élevé comme consommation par rapport à la condition de vie des autres ménages de même taille dans cette zone. Prière de corriger ou de confirmer avec le QG. Avertissement!! La quantité (5.25 litre) du produit Autres huiles alimentaires n.d.a. (maïs, palmiste, tournesol, coco, lait de vache, etc.) consommée  par le ménage semble très élevé, prière de corriger ou confirmer avec le QG. Attention ! Le prix unitaire d'achat (333.3333 Fcfa) de Autres huiles alimentaires n.d.a. (maïs, palmiste, tournesol, coco, lait de vache, etc.) en Litre (taille unique) est relativement faible par rapport aux autres prix observés dans cette zone. Prière de corriger ou de confirmer avec le QG. Avertissement!!! Le ménage a consommé 2 Bidon 20l taille unique de Eau minérale/filtrée en bouteille locale, cette quantité semble anormale pour une consommation des 7 derniers jours, prière de verifier et corriger. Avertissement!!! Le ménage a consommé 21 Pièce Petit de Carpe séchée, cette quantité semble anormale pour une consommation des 7 derniers jours.Prière de corriger ou de confirmer avec le QG. Incohérence!! Dans ce ménage, chaque individus consomme par jour 32.79834 Kg  de cereale; Prière de revoir les quantités prises de ces produits.</w:t>
       </w:r>
     </w:p>
     <w:p>
@@ -3614,7 +3614,7 @@
         <w:rPr>
           <w:sz w:val="20"/>
         </w:rPr>
-        <w:t>- Attention ! Téléphone portable a été achété à 150000 Fcfa est relativement élevé par rapport aux autres prix d'achat observés dans cette zone. Prière de corriger ou de confirmer avec le QG.</w:t>
+        <w:t>- Attention ! Téléphone portable a été achété à 150000 Fcfa est relativement élevé par rapport aux autres prix d'achat observés dans cette zone. Prière de corriger ou de confirmer avec le QG. Attention ! Téléphone portable a été revendu à 120000 Fcfa qui est relativement élevé par rapport aux autres prix de revente observés dans cette zone. Prière de corriger ou de confirmer avec le QG.</w:t>
       </w:r>
     </w:p>
     <w:p>
@@ -4167,7 +4167,7 @@
         <w:rPr>
           <w:sz w:val="20"/>
         </w:rPr>
-        <w:t>- Attention ! Le prix unitaire d'achat (150 Fcfa) de Tamarin noir en Sachets (Petit) est relativement élevé par rapport aux autres prix observés dans cette zone. Prière de corriger ou de confirmer avec le QG. Attention ! Le prix unitaire d'achat (150 Fcfa) de Tomate fraîche en Sachets (Petit) est relativement élevé par rapport aux autres prix observés dans cette zone. Prière de corriger ou de confirmer avec le QG. Attention ! Le prix unitaire d'achat (300 Fcfa) de Sucre en poudre  en Kg (taille unique) est relativement faible par rapport aux autres prix observés dans cette zone. Prière de corriger ou de confirmer avec le QG. Attention ! Soupçons de quantité anormale! Le ménage de AWA SARR avec une taille de 9 personnes a consommé 32 miche en Moyen de Pain moderne (Baguette) qui est relativement élevé comme consommation par rapport à la condition de vie des autres ménages de même taille dans cette zone. Prière de corriger ou de confirmer avec le QG. Avertissement!! La quantité (5.25 litre) du produit Autres huiles alimentaires n.d.a. (maïs, palmiste, tournesol, coco, lait de vache, etc.) consommée  par le ménage semble très élevé, prière de corriger ou confirmer avec le QG. Avertissement!!! Le ménage a consommé 0.12 Kg taille unique de Farine de blé locale ou importée, cette quantité semble anormale pour une consommation des 7 derniers jours. prière de corriger ou de confirmer avec le QG. Incohérence!! Dans ce ménage, chaque individus consomme par jour 29.4146 Kg  de cereale; Prière de revoir les quantités prises de ces produits. Le prix d'achat unitaire (3333.333 Fcfa) de Farine de blé locale ou importée en Kg de taille taille unique semble élevé, prière de regarder les reponses prises dans les questions s07bq07a s07bq07b s07bq07c s07bq08 pour mieux corriger. Attention ! Soupçons de quantité anormale! Le ménage de AWA SARR avec une taille de 9 personnes a consommé .12 Kg en taille unique de Farine de blé locale ou importée qui est relativement élevé comme consommation par rapport à la condition de vie des autres ménages de même taille dans cette zone. Prière de corriger ou de confirmer avec le QG. Avertissement!!! Le ménage a consommé 18 Tas Petit de Capitaine frais, cette quantité semble anormale pour une consommation des 7 derniers jours.Prière de corriger ou de confirmer avec le QG. Avertissement!!! Le ménage a consommé 4 Bidon 20l taille unique de Eau minérale/filtrée en bouteille locale, cette quantité semble anormale pour une consommation des 7 derniers jours, prière de verifier et corriger. Avertissement!!!Le ménage a consommé 50 Sachets de Petit de Sel  ce qui semble incoherent pour une consommation aucours des 7 derniers jours, prière de verifier et corriger. Avertissement!!! Le ménage a consommé 50 Sachets Petit de Sel, cette quantité semble anormale pour une consommation des 7 derniers jours.Prière de corriger ou de confirmer avec le QG. Attention ! Le prix unitaire d'achat (50 Fcfa) de Sel en Sachets (Petit) est relativement faible par rapport aux autres prix observés dans cette zone. Prière de corriger ou de confirmer avec le QG. Incohérence!! Dans ce ménage, chaque individus consomme par jour 29.4146 Kg  de cereale; Prière de revoir les quantités prises de ces produits. Attention ! Le prix unitaire d'achat (316.6667 Fcfa) de Riz local Gambiaka en Kg (taille unique) est relativement faible par rapport aux autres prix observés dans cette zone. Prière de corriger ou de confirmer avec le QG.</w:t>
+        <w:t>- Attention ! Le prix unitaire d'achat (150 Fcfa) de Tomate fraîche en Sachets (Petit) est relativement élevé par rapport aux autres prix observés dans cette zone. Prière de corriger ou de confirmer avec le QG. Attention ! Le prix unitaire d'achat (300 Fcfa) de Sucre en poudre  en Kg (taille unique) est relativement faible par rapport aux autres prix observés dans cette zone. Prière de corriger ou de confirmer avec le QG. Attention ! Soupçons de quantité anormale! Le ménage de AWA SARR avec une taille de 9 personnes a consommé 32 miche en Moyen de Pain moderne (Baguette) qui est relativement élevé comme consommation par rapport à la condition de vie des autres ménages de même taille dans cette zone. Prière de corriger ou de confirmer avec le QG. Avertissement!! La quantité (5.25 litre) du produit Autres huiles alimentaires n.d.a. (maïs, palmiste, tournesol, coco, lait de vache, etc.) consommée  par le ménage semble très élevé, prière de corriger ou confirmer avec le QG. Avertissement!!! Le ménage a consommé 0.12 Kg taille unique de Farine de blé locale ou importée, cette quantité semble anormale pour une consommation des 7 derniers jours. prière de corriger ou de confirmer avec le QG. Incohérence!! Dans ce ménage, chaque individus consomme par jour 50.88683 Kg  de cereale; Prière de revoir les quantités prises de ces produits. Le prix d'achat unitaire (3333.333 Fcfa) de Farine de blé locale ou importée en Kg de taille taille unique semble élevé, prière de regarder les reponses prises dans les questions s07bq07a s07bq07b s07bq07c s07bq08 pour mieux corriger. Attention ! Soupçons de quantité anormale! Le ménage de AWA SARR avec une taille de 9 personnes a consommé .12 Kg en taille unique de Farine de blé locale ou importée qui est relativement élevé comme consommation par rapport à la condition de vie des autres ménages de même taille dans cette zone. Prière de corriger ou de confirmer avec le QG. Avertissement!!! Le ménage a consommé 18 Tas Petit de Capitaine frais, cette quantité semble anormale pour une consommation des 7 derniers jours.Prière de corriger ou de confirmer avec le QG. Avertissement!!! Le ménage a consommé 4 Bidon 20l taille unique de Eau minérale/filtrée en bouteille locale, cette quantité semble anormale pour une consommation des 7 derniers jours, prière de verifier et corriger. Avertissement!!!Le ménage a consommé 50 Sachets de Petit de Sel  ce qui semble incoherent pour une consommation aucours des 7 derniers jours, prière de verifier et corriger. Avertissement!!! Le ménage a consommé 50 Sachets Petit de Sel, cette quantité semble anormale pour une consommation des 7 derniers jours.Prière de corriger ou de confirmer avec le QG. Incohérence!! Dans ce ménage, chaque individus consomme par jour 50.88683 Kg  de cereale; Prière de revoir les quantités prises de ces produits.</w:t>
       </w:r>
     </w:p>
     <w:p>
@@ -4803,7 +4803,7 @@
         <w:rPr>
           <w:sz w:val="20"/>
         </w:rPr>
-        <w:t>- Attention ! Le prix unitaire d'achat (100 Fcfa) de Citron en Pièce (Moyen) est relativement élevé par rapport aux autres prix observés dans cette zone. Prière de corriger ou de confirmer avec le QG. Avertissement!! La quantité (7 litre) du produit Autres huiles alimentaires n.d.a. (maïs, palmiste, tournesol, coco, lait de vache, etc.) consommée  par le ménage semble très élevé, prière de corriger ou confirmer avec le QG. Avertissement!!! Le ménage a consommé 10 Morceau (Portion) Petit de Silure séché, cette quantité semble anormale pour une consommation des 7 derniers jours.Prière de corriger ou de confirmer avec le QG. Avertissement!!! Le ménage a consommé 28 Pièce Petit de Capitaine frais, cette quantité semble anormale pour une consommation des 7 derniers jours.Prière de corriger ou de confirmer avec le QG. Avertissement!!! Le ménage a consommé 5 Bidon 20l taille unique de Eau minérale/filtrée en bouteille locale, cette quantité semble anormale pour une consommation des 7 derniers jours, prière de verifier et corriger. Avertissement!!!Le ménage a consommé 49 miche de Moyen de Pain moderne (Baguette)  ce qui semble incoherent pour une consommation aucours des 7 derniers jours, prière de verifier et corriger. Incohérence!! Dans ce ménage, chaque individus consomme par jour 17.47098 Kg  de cereale; Prière de revoir les quantités prises de ces produits. Le prix d'achat unitaire (7000 Fcfa) de Café moulu en Kg de taille taille unique prière de regarder les reponses prises dans les questions s07bq07a s07bq07b s07bq07c s07bq08 pour mieux corriger.</w:t>
+        <w:t>- Attention ! Le prix unitaire d'achat (400 Fcfa) de Mâchoiron séchée (Kon) en Tas (Petit) est relativement élevé par rapport aux autres prix observés dans cette zone. Prière de corriger ou de confirmer avec le QG. Avertissement!! La quantité (7 litre) du produit Autres huiles alimentaires n.d.a. (maïs, palmiste, tournesol, coco, lait de vache, etc.) consommée  par le ménage semble très élevé, prière de corriger ou confirmer avec le QG. Avertissement!!! Le ménage a consommé 10 Morceau (Portion) Petit de Silure séché, cette quantité semble anormale pour une consommation des 7 derniers jours.Prière de corriger ou de confirmer avec le QG. Avertissement!!! Le ménage a consommé 28 Pièce Petit de Capitaine frais, cette quantité semble anormale pour une consommation des 7 derniers jours.Prière de corriger ou de confirmer avec le QG. Avertissement!!! Le ménage a consommé 5 Bidon 20l taille unique de Eau minérale/filtrée en bouteille locale, cette quantité semble anormale pour une consommation des 7 derniers jours, prière de verifier et corriger. Avertissement!!!Le ménage a consommé 49 miche de Moyen de Pain moderne (Baguette)  ce qui semble incoherent pour une consommation aucours des 7 derniers jours, prière de verifier et corriger. Incohérence!! Dans ce ménage, chaque individus consomme par jour 28.20313 Kg  de cereale; Prière de revoir les quantités prises de ces produits. Le prix d'achat unitaire (7000 Fcfa) de Café moulu en Kg de taille taille unique prière de regarder les reponses prises dans les questions s07bq07a s07bq07b s07bq07c s07bq08 pour mieux corriger.</w:t>
       </w:r>
     </w:p>
     <w:p>
@@ -5392,7 +5392,7 @@
         <w:rPr>
           <w:sz w:val="20"/>
         </w:rPr>
-        <w:t>- Attention ! Le prix unitaire d'achat (1000 Fcfa) de Maquereau fumé en Morceau (Portion) (Petit) est relativement élevé par rapport aux autres prix observés dans cette zone. Prière de corriger ou de confirmer avec le QG. Attention ! Le prix unitaire d'achat (125 Fcfa) de Œufs frais en Pièce (taille unique) est relativement élevé par rapport aux autres prix observés dans cette zone. Prière de corriger ou de confirmer avec le QG. Attention ! Le prix unitaire d'achat (1458.333 Fcfa) de Oignon frais en Kg (taille unique) est relativement élevé par rapport aux autres prix observés dans cette zone. Prière de corriger ou de confirmer avec le QG. Attention ! Le prix unitaire d'achat (250 Fcfa) de Macaroni en Sachets industriel (Moyen) est relativement faible par rapport aux autres prix observés dans cette zone. Prière de corriger ou de confirmer avec le QG. Attention ! Le prix unitaire d'achat (50 Fcfa) de Feuilles de  Haricot en Sachets (Petit) est relativement faible par rapport aux autres prix observés dans cette zone. Prière de corriger ou de confirmer avec le QG. Attention ! Le prix unitaire d'achat (50 Fcfa) de Sel en Sachets (Petit) est relativement faible par rapport aux autres prix observés dans cette zone. Prière de corriger ou de confirmer avec le QG. Avertissement!! La quantité (4 litre) du produit Autres huiles alimentaires n.d.a. (maïs, palmiste, tournesol, coco, lait de vache, etc.) consommée  par le ménage semble très élevé, prière de corriger ou confirmer avec le QG. Avertissement!!! Le ménage a consommé 0.12 Litre taille unique de Huile de palme raffinée, cette quantité semble anormale pour une consommation des 7 derniers jours. prière de corriger ou de confirmer avec le QG. Attention ! Le prix unitaire d'achat (2500 Fcfa) de Huile de palme raffinée en Litre (taille unique) est relativement élevé par rapport aux autres prix observés dans cette zone. Prière de corriger ou de confirmer avec le QG. Attention ! Soupçons de quantité anormale! Le ménage de MARIEME DIAKHATE avec une taille de 6 personnes a consommé .12 Litre en taille unique de Huile de palme raffinée qui est relativement élevé comme consommation par rapport à la condition de vie des autres ménages de même taille dans cette zone. Prière de corriger ou de confirmer avec le QG. Avertissement!!! Le ménage a consommé 10 Tas Petit de Capitaine frais, cette quantité semble anormale pour une consommation des 7 derniers jours.Prière de corriger ou de confirmer avec le QG. Attention ! Le prix unitaire d'achat (150 Fcfa) de Capitaine frais en Tas (Petit) est relativement faible par rapport aux autres prix observés dans cette zone. Prière de corriger ou de confirmer avec le QG. Avertissement!!! Le ménage a consommé 3 Bidon 20l taille unique de Eau minérale/filtrée en bouteille locale, cette quantité semble anormale pour une consommation des 7 derniers jours, prière de verifier et corriger. Incohérence!! Dans ce ménage, chaque individus consomme par jour 34.74691 Kg  de cereale; Prière de revoir les quantités prises de ces produits.</w:t>
+        <w:t>- Attention ! Le prix unitaire d'achat (1000 Fcfa) de Maquereau fumé en Morceau (Portion) (Petit) est relativement élevé par rapport aux autres prix observés dans cette zone. Prière de corriger ou de confirmer avec le QG. Attention ! Le prix unitaire d'achat (1000 Fcfa) de Petit pois secs en Kg (taille unique) est relativement élevé par rapport aux autres prix observés dans cette zone. Prière de corriger ou de confirmer avec le QG. Attention ! Le prix unitaire d'achat (1458.333 Fcfa) de Oignon frais en Kg (taille unique) est relativement élevé par rapport aux autres prix observés dans cette zone. Prière de corriger ou de confirmer avec le QG. Attention ! Le prix unitaire d'achat (150 Fcfa) de Aubergine sauvage  en Pièce (Petit) est relativement élevé par rapport aux autres prix observés dans cette zone. Prière de corriger ou de confirmer avec le QG. Attention ! Le prix unitaire d'achat (250 Fcfa) de Macaroni en Sachets industriel (Moyen) est relativement faible par rapport aux autres prix observés dans cette zone. Prière de corriger ou de confirmer avec le QG. Attention ! Le prix unitaire d'achat (50 Fcfa) de Aubergine   en Pièce (Petit) est relativement faible par rapport aux autres prix observés dans cette zone. Prière de corriger ou de confirmer avec le QG. Attention ! Le prix unitaire d'achat (50 Fcfa) de Feuilles de  Haricot en Sachets (Petit) est relativement faible par rapport aux autres prix observés dans cette zone. Prière de corriger ou de confirmer avec le QG. Avertissement!! La quantité (4 litre) du produit Autres huiles alimentaires n.d.a. (maïs, palmiste, tournesol, coco, lait de vache, etc.) consommée  par le ménage semble très élevé, prière de corriger ou confirmer avec le QG. Attention ! Le prix unitaire d'achat (600 Fcfa) de Autres huiles alimentaires n.d.a. (maïs, palmiste, tournesol, coco, lait de vache, etc.) en Litre (taille unique) est relativement faible par rapport aux autres prix observés dans cette zone. Prière de corriger ou de confirmer avec le QG. Avertissement!!! Le ménage a consommé 0.12 Litre taille unique de Huile de palme raffinée, cette quantité semble anormale pour une consommation des 7 derniers jours. prière de corriger ou de confirmer avec le QG. Attention ! Le prix unitaire d'achat (2500 Fcfa) de Huile de palme raffinée en Litre (taille unique) est relativement élevé par rapport aux autres prix observés dans cette zone. Prière de corriger ou de confirmer avec le QG. Attention ! Soupçons de quantité anormale! Le ménage de MARIEME DIAKHATE avec une taille de 6 personnes a consommé .12 Litre en taille unique de Huile de palme raffinée qui est relativement élevé comme consommation par rapport à la condition de vie des autres ménages de même taille dans cette zone. Prière de corriger ou de confirmer avec le QG. Avertissement!!! Le ménage a consommé 10 Tas Petit de Capitaine frais, cette quantité semble anormale pour une consommation des 7 derniers jours.Prière de corriger ou de confirmer avec le QG. Attention ! Le prix unitaire d'achat (150 Fcfa) de Capitaine frais en Tas (Petit) est relativement faible par rapport aux autres prix observés dans cette zone. Prière de corriger ou de confirmer avec le QG. Avertissement!!! Le ménage a consommé 3 Bidon 20l taille unique de Eau minérale/filtrée en bouteille locale, cette quantité semble anormale pour une consommation des 7 derniers jours, prière de verifier et corriger. Incohérence!! Dans ce ménage, chaque individus consomme par jour 67.68143 Kg  de cereale; Prière de revoir les quantités prises de ces produits.</w:t>
       </w:r>
     </w:p>
     <w:p>
@@ -6110,7 +6110,7 @@
         <w:rPr>
           <w:sz w:val="20"/>
         </w:rPr>
-        <w:t>- Attention ! Le prix unitaire d'achat (50 Fcfa) de Ail en Gousse (Moyen) est relativement faible par rapport aux autres prix observés dans cette zone. Prière de corriger ou de confirmer avec le QG. Attention ! Le prix unitaire d'achat (50 Fcfa) de Poivron frais en Pièce (Moyen) est relativement faible par rapport aux autres prix observés dans cette zone. Prière de corriger ou de confirmer avec le QG. Avertissement!! La quantité (5.25 litre) du produit Autres huiles alimentaires n.d.a. (maïs, palmiste, tournesol, coco, lait de vache, etc.) consommée  par le ménage semble très élevé, prière de corriger ou confirmer avec le QG. Avertissement!!! Le ménage a consommé 5 Bidon 20l taille unique de Eau minérale/filtrée en bouteille locale, cette quantité semble anormale pour une consommation des 7 derniers jours, prière de verifier et corriger. Incohérence!! Dans ce ménage, chaque individus consomme par jour 10.65526 Kg  de cereale; Prière de revoir les quantités prises de ces produits. Attention ! Le prix unitaire d'achat (6666.667 Fcfa) de Riz local Gambiaka en Sac (50 Kg) (taille unique) est relativement faible par rapport aux autres prix observés dans cette zone. Prière de corriger ou de confirmer avec le QG.</w:t>
+        <w:t>- Attention ! Le prix unitaire d'achat (150 Fcfa) de Vinaigre de vin en Sachets (Moyen) est relativement élevé par rapport aux autres prix observés dans cette zone. Prière de corriger ou de confirmer avec le QG. Attention ! Le prix unitaire d'achat (200 Fcfa) de Tomate séchée en Sachets (Petit) est relativement élevé par rapport aux autres prix observés dans cette zone. Prière de corriger ou de confirmer avec le QG. Attention ! Le prix unitaire d'achat (50 Fcfa) de Ail en Gousse (Moyen) est relativement faible par rapport aux autres prix observés dans cette zone. Prière de corriger ou de confirmer avec le QG. Attention ! Le prix unitaire d'achat (50 Fcfa) de Poivron frais en Pièce (Moyen) est relativement faible par rapport aux autres prix observés dans cette zone. Prière de corriger ou de confirmer avec le QG. Avertissement!! La quantité (5.25 litre) du produit Autres huiles alimentaires n.d.a. (maïs, palmiste, tournesol, coco, lait de vache, etc.) consommée  par le ménage semble très élevé, prière de corriger ou confirmer avec le QG. Attention ! Le prix unitaire d'achat (600 Fcfa) de Autres huiles alimentaires n.d.a. (maïs, palmiste, tournesol, coco, lait de vache, etc.) en Litre (taille unique) est relativement faible par rapport aux autres prix observés dans cette zone. Prière de corriger ou de confirmer avec le QG. Avertissement!!! Le ménage a consommé 5 Bidon 20l taille unique de Eau minérale/filtrée en bouteille locale, cette quantité semble anormale pour une consommation des 7 derniers jours, prière de verifier et corriger. Incohérence!! Dans ce ménage, chaque individus consomme par jour 19.62782 Kg  de cereale; Prière de revoir les quantités prises de ces produits. Attention ! Le prix unitaire d'achat (6666.667 Fcfa) de Riz local Gambiaka en Sac (50 Kg) (taille unique) est relativement faible par rapport aux autres prix observés dans cette zone. Prière de corriger ou de confirmer avec le QG.</w:t>
       </w:r>
     </w:p>
     <w:p>
@@ -6603,7 +6603,7 @@
         <w:rPr>
           <w:sz w:val="20"/>
         </w:rPr>
-        <w:t>- Attention ! Le prix unitaire d'achat (1250 Fcfa) de Sucre en poudre  en Kg (taille unique) est relativement élevé par rapport aux autres prix observés dans cette zone. Prière de corriger ou de confirmer avec le QG. Attention ! Le prix unitaire d'achat (1458.333 Fcfa) de Oignon frais en Kg (taille unique) est relativement élevé par rapport aux autres prix observés dans cette zone. Prière de corriger ou de confirmer avec le QG. Attention ! Le prix unitaire d'achat (200 Fcfa) de Niébé/Haricots secs en Sachets (Petit) est relativement élevé par rapport aux autres prix observés dans cette zone. Prière de corriger ou de confirmer avec le QG. Avertissement!! La quantité (3.5 litre) du produit Autres huiles alimentaires n.d.a. (maïs, palmiste, tournesol, coco, lait de vache, etc.) consommée  par le ménage semble très élevé, prière de corriger ou confirmer avec le QG. Avertissement!!! Le ménage a consommé 12 Pièce Moyen de Capitaine frais, cette quantité semble anormale pour une consommation des 7 derniers jours.Prière de corriger ou de confirmer avec le QG. Incohérence!! Dans ce ménage, chaque individus consomme par jour 13.03572 Kg  de cereale; Prière de revoir les quantités prises de ces produits. Le prix d'achat unitaire (1.333333 Fcfa) de Manioc en tubercules en Morceau (Portion) de taille Petit  est invraisemblable, prière de regarder les reponses prises dans les questions s07bq07a s07bq07b s07bq07c s07bq08 pour mieux corriger.</w:t>
+        <w:t>- Attention ! Le prix unitaire d'achat (1250 Fcfa) de Sucre en poudre  en Kg (taille unique) est relativement élevé par rapport aux autres prix observés dans cette zone. Prière de corriger ou de confirmer avec le QG. Attention ! Le prix unitaire d'achat (1458.333 Fcfa) de Oignon frais en Kg (taille unique) est relativement élevé par rapport aux autres prix observés dans cette zone. Prière de corriger ou de confirmer avec le QG. Attention ! Le prix unitaire d'achat (200 Fcfa) de Niébé/Haricots secs en Sachets (Petit) est relativement élevé par rapport aux autres prix observés dans cette zone. Prière de corriger ou de confirmer avec le QG. Attention ! Le prix unitaire d'achat (50 Fcfa) de Aubergine   en Pièce (Petit) est relativement faible par rapport aux autres prix observés dans cette zone. Prière de corriger ou de confirmer avec le QG. Avertissement!! La quantité (3.5 litre) du produit Autres huiles alimentaires n.d.a. (maïs, palmiste, tournesol, coco, lait de vache, etc.) consommée  par le ménage semble très élevé, prière de corriger ou confirmer avec le QG. Avertissement!!! Le ménage a consommé 12 Pièce Moyen de Capitaine frais, cette quantité semble anormale pour une consommation des 7 derniers jours.Prière de corriger ou de confirmer avec le QG. Attention ! Le prix unitaire d'achat (500 Fcfa) de Capitaine frais en Pièce (Moyen) est relativement élevé par rapport aux autres prix observés dans cette zone. Prière de corriger ou de confirmer avec le QG. Incohérence!! Dans ce ménage, chaque individus consomme par jour 21.79714 Kg  de cereale; Prière de revoir les quantités prises de ces produits. Le prix d'achat unitaire (1.333333 Fcfa) de Manioc en tubercules en Morceau (Portion) de taille Petit  est invraisemblable, prière de regarder les reponses prises dans les questions s07bq07a s07bq07b s07bq07c s07bq08 pour mieux corriger. Attention ! Le prix unitaire d'achat (1.333333 Fcfa) de Manioc en tubercules en Morceau (Portion) (Petit) est relativement faible par rapport aux autres prix observés dans cette zone. Prière de corriger ou de confirmer avec le QG.</w:t>
       </w:r>
     </w:p>
     <w:p>
@@ -6729,7 +6729,7 @@
         <w:rPr>
           <w:sz w:val="20"/>
         </w:rPr>
-        <w:t>- Avertissement!!! Le prix d'achat (12000) de l'article  Bonbonne de gaz est inférieur aux prix de revente (13000)  avec l'âge du bien atteignant 10 ans. Prière de vérifier ou confirmer avec l'enquêté et mettre les bonnes valeurs après verification, s'il le faut.</w:t>
+        <w:t>- Avertissement!!! Le prix d'achat (12000) de l'article  Bonbonne de gaz est inférieur aux prix de revente (13000)  avec l'âge du bien atteignant 10 ans. Prière de vérifier ou confirmer avec l'enquêté et mettre les bonnes valeurs après verification, s'il le faut. Attention ! Bonbonne de gaz a été revendu à 13000 Fcfa qui est relativement élevé par rapport aux autres prix de revente observés dans cette zone. Prière de corriger ou de confirmer avec le QG.</w:t>
       </w:r>
     </w:p>
     <w:p>
